--- a/server/templates/tidak-ditemukan-sls-ppl.docx
+++ b/server/templates/tidak-ditemukan-sls-ppl.docx
@@ -130,7 +130,15 @@
         <w:tab/>
       </w:r>
       <w:r>
-        <w:t>{INS nama_ppl}</w:t>
+        <w:t xml:space="preserve">{INS </w:t>
+      </w:r>
+      <w:proofErr w:type="spellStart"/>
+      <w:r>
+        <w:t>nama_ppl</w:t>
+      </w:r>
+      <w:proofErr w:type="spellEnd"/>
+      <w:r>
+        <w:t>}</w:t>
       </w:r>
     </w:p>
     <w:p>
@@ -155,7 +163,15 @@
         <w:tab/>
       </w:r>
       <w:r>
-        <w:t>{INS nama_sls}</w:t>
+        <w:t xml:space="preserve">{INS </w:t>
+      </w:r>
+      <w:proofErr w:type="spellStart"/>
+      <w:r>
+        <w:t>nama_sls</w:t>
+      </w:r>
+      <w:proofErr w:type="spellEnd"/>
+      <w:r>
+        <w:t>}</w:t>
       </w:r>
     </w:p>
     <w:p>
@@ -236,6 +252,7 @@
     <w:p>
       <w:pPr>
         <w:tabs>
+          <w:tab w:val="left" w:pos="1134"/>
           <w:tab w:val="left" w:pos="2552"/>
         </w:tabs>
         <w:spacing w:before="0"/>
@@ -278,17 +295,28 @@
     <w:p>
       <w:pPr>
         <w:tabs>
+          <w:tab w:val="left" w:pos="1134"/>
           <w:tab w:val="left" w:pos="2552"/>
         </w:tabs>
         <w:spacing w:before="0"/>
       </w:pPr>
     </w:p>
     <w:p>
+      <w:pPr>
+        <w:tabs>
+          <w:tab w:val="left" w:pos="1134"/>
+        </w:tabs>
+      </w:pPr>
       <w:r>
         <w:t xml:space="preserve">Daftar </w:t>
       </w:r>
-      <w:r>
-        <w:t xml:space="preserve">Assignment </w:t>
+      <w:proofErr w:type="spellStart"/>
+      <w:r>
+        <w:t>Assignment</w:t>
+      </w:r>
+      <w:proofErr w:type="spellEnd"/>
+      <w:r>
+        <w:t xml:space="preserve"> </w:t>
       </w:r>
       <w:r>
         <w:t>Usaha/</w:t>
@@ -311,21 +339,24 @@
         <w:tblLook w:val="04A0" w:firstRow="1" w:lastRow="0" w:firstColumn="1" w:lastColumn="0" w:noHBand="0" w:noVBand="1"/>
       </w:tblPr>
       <w:tblGrid>
-        <w:gridCol w:w="563"/>
-        <w:gridCol w:w="8782"/>
+        <w:gridCol w:w="562"/>
+        <w:gridCol w:w="5811"/>
+        <w:gridCol w:w="2972"/>
       </w:tblGrid>
       <w:tr>
         <w:trPr>
-          <w:trHeight w:val="269"/>
+          <w:trHeight w:val="548"/>
         </w:trPr>
         <w:tc>
           <w:tcPr>
             <w:tcW w:w="301" w:type="pct"/>
-            <w:vMerge w:val="restart"/>
             <w:vAlign w:val="center"/>
           </w:tcPr>
           <w:p>
             <w:pPr>
+              <w:tabs>
+                <w:tab w:val="left" w:pos="1134"/>
+              </w:tabs>
               <w:jc w:val="center"/>
             </w:pPr>
             <w:r>
@@ -335,49 +366,44 @@
         </w:tc>
         <w:tc>
           <w:tcPr>
-            <w:tcW w:w="4699" w:type="pct"/>
-            <w:vMerge w:val="restart"/>
+            <w:tcW w:w="3109" w:type="pct"/>
             <w:vAlign w:val="center"/>
           </w:tcPr>
           <w:p>
             <w:pPr>
+              <w:tabs>
+                <w:tab w:val="left" w:pos="1134"/>
+              </w:tabs>
               <w:jc w:val="center"/>
             </w:pPr>
             <w:r>
-              <w:t>Nama Assignment</w:t>
-            </w:r>
+              <w:t xml:space="preserve">Nama </w:t>
+            </w:r>
+            <w:proofErr w:type="spellStart"/>
+            <w:r>
+              <w:t>Assignment</w:t>
+            </w:r>
+            <w:proofErr w:type="spellEnd"/>
           </w:p>
         </w:tc>
-      </w:tr>
-      <w:tr>
-        <w:trPr>
-          <w:trHeight w:val="269"/>
-        </w:trPr>
         <w:tc>
           <w:tcPr>
-            <w:tcW w:w="301" w:type="pct"/>
-            <w:vMerge/>
+            <w:tcW w:w="1590" w:type="pct"/>
             <w:vAlign w:val="center"/>
           </w:tcPr>
           <w:p>
             <w:pPr>
+              <w:tabs>
+                <w:tab w:val="left" w:pos="1134"/>
+              </w:tabs>
               <w:jc w:val="center"/>
             </w:pPr>
             <w:r>
-              <w:t>{FOR a IN assignments}</w:t>
-            </w:r>
-          </w:p>
-        </w:tc>
-        <w:tc>
-          <w:tcPr>
-            <w:tcW w:w="4699" w:type="pct"/>
-            <w:vMerge/>
-            <w:vAlign w:val="center"/>
-          </w:tcPr>
-          <w:p>
-            <w:pPr>
-              <w:jc w:val="center"/>
-            </w:pPr>
+              <w:t xml:space="preserve">Sumber </w:t>
+            </w:r>
+            <w:r>
+              <w:t>Data</w:t>
+            </w:r>
           </w:p>
         </w:tc>
       </w:tr>
@@ -388,37 +414,56 @@
           </w:tcPr>
           <w:p>
             <w:r>
+              <w:t xml:space="preserve">{FOR a IN </w:t>
+            </w:r>
+            <w:proofErr w:type="spellStart"/>
+            <w:r>
+              <w:t>assignments</w:t>
+            </w:r>
+            <w:proofErr w:type="spellEnd"/>
+            <w:r>
+              <w:t xml:space="preserve">} </w:t>
+            </w:r>
+            <w:r>
               <w:t>{INS $a.no}</w:t>
             </w:r>
           </w:p>
         </w:tc>
         <w:tc>
           <w:tcPr>
-            <w:tcW w:w="4699" w:type="pct"/>
+            <w:tcW w:w="3109" w:type="pct"/>
           </w:tcPr>
           <w:p>
             <w:r>
-              <w:t>{INS $a.namaAssignment}</w:t>
-            </w:r>
-          </w:p>
-        </w:tc>
-      </w:tr>
-      <w:tr>
-        <w:tc>
-          <w:tcPr>
-            <w:tcW w:w="301" w:type="pct"/>
-          </w:tcPr>
-          <w:p>
-            <w:r>
-              <w:t>{END-FOR a}</w:t>
+              <w:t>{INS $</w:t>
+            </w:r>
+            <w:proofErr w:type="spellStart"/>
+            <w:r>
+              <w:t>a.namaAssignment</w:t>
+            </w:r>
+            <w:proofErr w:type="spellEnd"/>
+            <w:r>
+              <w:t>}</w:t>
             </w:r>
           </w:p>
         </w:tc>
         <w:tc>
           <w:tcPr>
-            <w:tcW w:w="4699" w:type="pct"/>
+            <w:tcW w:w="1590" w:type="pct"/>
           </w:tcPr>
-          <w:p/>
+          <w:p>
+            <w:r>
+              <w:t>{INS $</w:t>
+            </w:r>
+            <w:proofErr w:type="spellStart"/>
+            <w:r>
+              <w:t>a.sumber</w:t>
+            </w:r>
+            <w:proofErr w:type="spellEnd"/>
+            <w:r>
+              <w:t>}{END-FOR a}</w:t>
+            </w:r>
+          </w:p>
         </w:tc>
       </w:tr>
     </w:tbl>
@@ -578,7 +623,15 @@
               <w:jc w:val="center"/>
             </w:pPr>
             <w:r>
-              <w:t>{INS nama_ppl}</w:t>
+              <w:t xml:space="preserve">{INS </w:t>
+            </w:r>
+            <w:proofErr w:type="spellStart"/>
+            <w:r>
+              <w:t>nama_ppl</w:t>
+            </w:r>
+            <w:proofErr w:type="spellEnd"/>
+            <w:r>
+              <w:t>}</w:t>
             </w:r>
           </w:p>
         </w:tc>
@@ -623,7 +676,15 @@
               <w:t xml:space="preserve"> </w:t>
             </w:r>
             <w:r>
-              <w:t>{INS nama_sls}</w:t>
+              <w:t xml:space="preserve">{INS </w:t>
+            </w:r>
+            <w:proofErr w:type="spellStart"/>
+            <w:r>
+              <w:t>nama_sls</w:t>
+            </w:r>
+            <w:proofErr w:type="spellEnd"/>
+            <w:r>
+              <w:t>}</w:t>
             </w:r>
           </w:p>
           <w:p>
@@ -737,7 +798,15 @@
               <w:t xml:space="preserve"> </w:t>
             </w:r>
             <w:r>
-              <w:t>{INS nama_pml}</w:t>
+              <w:t xml:space="preserve">{INS </w:t>
+            </w:r>
+            <w:proofErr w:type="spellStart"/>
+            <w:r>
+              <w:t>nama_pml</w:t>
+            </w:r>
+            <w:proofErr w:type="spellEnd"/>
+            <w:r>
+              <w:t>}</w:t>
             </w:r>
           </w:p>
         </w:tc>
